--- a/원고/1부/러시아어_컨설턴트_7아크.docx
+++ b/원고/1부/러시아어_컨설턴트_7아크.docx
@@ -1041,6 +1041,42 @@
         <w:t xml:space="preserve"> </w:t>
       </w:r>
       <w:r>
+        <w:t xml:space="preserve">А сами клиенты понимают, что берут в долг?</w:t>
+      </w:r>
+    </w:p>
+    <w:p>
+      <w:pPr>
+        <w:pStyle w:val="BodyText"/>
+      </w:pPr>
+      <w:r>
+        <w:rPr>
+          <w:bCs/>
+          <w:b/>
+        </w:rPr>
+        <w:t xml:space="preserve">Геннадий:</w:t>
+      </w:r>
+      <w:r>
+        <w:t xml:space="preserve"> </w:t>
+      </w:r>
+      <w:r>
+        <w:t xml:space="preserve">(Усмехнувшись) Купи сегодня, плати потом — а потом выясняется, что платить нечем. Как у Крылова: «Ты всё пела? это дело: / Так пойди же, попляши!» Только плясать в итоге приходится нам, с просрочкой на балансе.</w:t>
+      </w:r>
+    </w:p>
+    <w:p>
+      <w:pPr>
+        <w:pStyle w:val="BodyText"/>
+      </w:pPr>
+      <w:r>
+        <w:rPr>
+          <w:bCs/>
+          <w:b/>
+        </w:rPr>
+        <w:t xml:space="preserve">Настя:</w:t>
+      </w:r>
+      <w:r>
+        <w:t xml:space="preserve"> </w:t>
+      </w:r>
+      <w:r>
         <w:t xml:space="preserve">Расскажите про вашу модель — насколько снизится</w:t>
       </w:r>
       <w:r>
@@ -1768,6 +1804,24 @@
       </w:r>
       <w:r>
         <w:t xml:space="preserve">неожиданность, снова работать вместе.</w:t>
+      </w:r>
+    </w:p>
+    <w:p>
+      <w:pPr>
+        <w:pStyle w:val="BodyText"/>
+      </w:pPr>
+      <w:r>
+        <w:rPr>
+          <w:bCs/>
+          <w:b/>
+        </w:rPr>
+        <w:t xml:space="preserve">Настя:</w:t>
+      </w:r>
+      <w:r>
+        <w:t xml:space="preserve"> </w:t>
+      </w:r>
+      <w:r>
+        <w:t xml:space="preserve">(Улыбаясь) Как у Грибоедова: «Ба! знакомые всё лица!» Мы тоже рады, Максим Олегович.</w:t>
       </w:r>
     </w:p>
     <w:p>

--- a/원고/1부/러시아어_컨설턴트_7아크.docx
+++ b/원고/1부/러시아어_컨설턴트_7아크.docx
@@ -6182,6 +6182,222 @@
       </w:r>
       <w:r>
         <w:t xml:space="preserve">Обязательно. Удачи вам, в мире ресторанов.</w:t>
+      </w:r>
+    </w:p>
+    <w:p>
+      <w:r>
+        <w:br w:type="page"/>
+      </w:r>
+    </w:p>
+    <w:p>
+      <w:pPr>
+        <w:pStyle w:val="BodyText"/>
+      </w:pPr>
+      <w:r>
+        <w:rPr>
+          <w:b/>
+          <w:bCs/>
+          <w:sz w:val="32"/>
+          <w:szCs w:val="32"/>
+        </w:rPr>
+        <w:t xml:space="preserve">📚 인용 해설 노트 — 7아크</w:t>
+      </w:r>
+    </w:p>
+    <w:p>
+      <w:pPr>
+        <w:pStyle w:val="BodyText"/>
+      </w:pPr>
+      <w:r>
+        <w:rPr/>
+        <w:t xml:space="preserve">이 화에 나온 러시아 고전 인용과 속담의 뜻, 원작 맥락, 쓰인 장면, 실제 대화에서 쓰는 요령을 정리했습니다.</w:t>
+      </w:r>
+    </w:p>
+    <w:p>
+      <w:pPr>
+        <w:pStyle w:val="BodyText"/>
+      </w:pPr>
+      <w:r>
+        <w:rPr>
+          <w:b/>
+          <w:bCs/>
+          <w:sz w:val="24"/>
+          <w:szCs w:val="24"/>
+        </w:rPr>
+        <w:t xml:space="preserve">인용 1 · «Ты всё пела? это дело: / Так пойди же, попляши!»</w:t>
+      </w:r>
+    </w:p>
+    <w:p>
+      <w:pPr>
+        <w:pStyle w:val="BodyText"/>
+      </w:pPr>
+      <w:r>
+        <w:rPr>
+          <w:b/>
+          <w:bCs/>
+        </w:rPr>
+        <w:t xml:space="preserve">출전: </w:t>
+      </w:r>
+      <w:r>
+        <w:rPr/>
+        <w:t xml:space="preserve">이반 크릴로프(И. А. Крылов), 우화 「잠자리와 개미」(Стрекоза и Муравей)</w:t>
+      </w:r>
+    </w:p>
+    <w:p>
+      <w:pPr>
+        <w:pStyle w:val="BodyText"/>
+      </w:pPr>
+      <w:r>
+        <w:rPr>
+          <w:b/>
+          <w:bCs/>
+        </w:rPr>
+        <w:t xml:space="preserve">뜻: </w:t>
+      </w:r>
+      <w:r>
+        <w:rPr/>
+        <w:t xml:space="preserve">내내 노래만 불렀다고? 좋지. 그럼 이제 가서 춤이나 춰라.</w:t>
+      </w:r>
+    </w:p>
+    <w:p>
+      <w:pPr>
+        <w:pStyle w:val="BodyText"/>
+      </w:pPr>
+      <w:r>
+        <w:rPr>
+          <w:b/>
+          <w:bCs/>
+        </w:rPr>
+        <w:t xml:space="preserve">원작·유래: </w:t>
+      </w:r>
+      <w:r>
+        <w:rPr/>
+        <w:t xml:space="preserve">여름 내내 놀던 잠자리가 겨울에 개미를 찾아가 도움을 청하자, 개미가 차갑게 내뱉는 결말입니다. 미래를 대비하지 않은 대가를 상징합니다.</w:t>
+      </w:r>
+    </w:p>
+    <w:p>
+      <w:pPr>
+        <w:pStyle w:val="BodyText"/>
+      </w:pPr>
+      <w:r>
+        <w:rPr>
+          <w:b/>
+          <w:bCs/>
+        </w:rPr>
+        <w:t xml:space="preserve">이 화에서: </w:t>
+      </w:r>
+      <w:r>
+        <w:rPr/>
+        <w:t xml:space="preserve">후불결제(BNPL) 스타트업의 리스크 책임자 겐나디가 '지금 사고 나중에 갚는' 고객들의 연체가 결국 회사 부담이 된다고 비꼽니다.</w:t>
+      </w:r>
+    </w:p>
+    <w:p>
+      <w:pPr>
+        <w:pStyle w:val="BodyText"/>
+      </w:pPr>
+      <w:r>
+        <w:rPr>
+          <w:b/>
+          <w:bCs/>
+        </w:rPr>
+        <w:t xml:space="preserve">대화 활용 팁: </w:t>
+      </w:r>
+      <w:r>
+        <w:rPr/>
+        <w:t xml:space="preserve">무계획한 소비, 방만한 경영, 대비 없는 낙관을 꼬집을 때 씁니다. 상대에게 직접 하면 매우 냉정하게 들리니 제3자나 상황을 두고 쓰세요.</w:t>
+      </w:r>
+    </w:p>
+    <w:p>
+      <w:pPr>
+        <w:pStyle w:val="BodyText"/>
+      </w:pPr>
+      <w:r>
+        <w:rPr>
+          <w:b/>
+          <w:bCs/>
+          <w:sz w:val="24"/>
+          <w:szCs w:val="24"/>
+        </w:rPr>
+        <w:t xml:space="preserve">인용 2 · «Ба! знакомые всё лица!»</w:t>
+      </w:r>
+    </w:p>
+    <w:p>
+      <w:pPr>
+        <w:pStyle w:val="BodyText"/>
+      </w:pPr>
+      <w:r>
+        <w:rPr>
+          <w:b/>
+          <w:bCs/>
+        </w:rPr>
+        <w:t xml:space="preserve">출전: </w:t>
+      </w:r>
+      <w:r>
+        <w:rPr/>
+        <w:t xml:space="preserve">알렉산드르 그리보예도프, 『지혜의 슬픔』 4막, 파무소프의 대사</w:t>
+      </w:r>
+    </w:p>
+    <w:p>
+      <w:pPr>
+        <w:pStyle w:val="BodyText"/>
+      </w:pPr>
+      <w:r>
+        <w:rPr>
+          <w:b/>
+          <w:bCs/>
+        </w:rPr>
+        <w:t xml:space="preserve">뜻: </w:t>
+      </w:r>
+      <w:r>
+        <w:rPr/>
+        <w:t xml:space="preserve">아니, 다 아는 얼굴들이네!</w:t>
+      </w:r>
+    </w:p>
+    <w:p>
+      <w:pPr>
+        <w:pStyle w:val="BodyText"/>
+      </w:pPr>
+      <w:r>
+        <w:rPr>
+          <w:b/>
+          <w:bCs/>
+        </w:rPr>
+        <w:t xml:space="preserve">원작·유래: </w:t>
+      </w:r>
+      <w:r>
+        <w:rPr/>
+        <w:t xml:space="preserve">한밤중 소동 현장에 나타난 파무소프가 딸과 하인들을 발견하고 놀라서 외치는 말입니다. 지금은 반가운 재회를 장난스럽게 표현하는 말로 쓰입니다.</w:t>
+      </w:r>
+    </w:p>
+    <w:p>
+      <w:pPr>
+        <w:pStyle w:val="BodyText"/>
+      </w:pPr>
+      <w:r>
+        <w:rPr>
+          <w:b/>
+          <w:bCs/>
+        </w:rPr>
+        <w:t xml:space="preserve">이 화에서: </w:t>
+      </w:r>
+      <w:r>
+        <w:rPr/>
+        <w:t xml:space="preserve">5화의 은행 이사회 의장 막심 소스닌과 화상회의로 다시 만나자 나스탸가 웃으며 인사합니다.</w:t>
+      </w:r>
+    </w:p>
+    <w:p>
+      <w:pPr>
+        <w:pStyle w:val="BodyText"/>
+      </w:pPr>
+      <w:r>
+        <w:rPr>
+          <w:b/>
+          <w:bCs/>
+        </w:rPr>
+        <w:t xml:space="preserve">대화 활용 팁: </w:t>
+      </w:r>
+      <w:r>
+        <w:rPr/>
+        <w:t xml:space="preserve">모임이나 회의에서 아는 사람들을 다시 만났을 때 쓰는 가벼운 인사로 아주 좋습니다. 러시아인이라면 거의 누구나 알아듣고 웃습니다.</w:t>
       </w:r>
     </w:p>
     <w:sectPr/>
